--- a/mokdong3/2fin/word/md3s2_vocab_check_exam.docx
+++ b/mokdong3/2fin/word/md3s2_vocab_check_exam.docx
@@ -7315,7 +7315,7 @@
           <w:sz w:val="20"/>
           <w:u w:val="none"/>
         </w:rPr>
-        <w:t>〈보기〉 ( runners / a pacer / can / choose / depending on / their target finish time / depending with )</w:t>
+        <w:t>〈보기〉 ( depending on / a pacer / can / choose / depending with / runners / their target finish time )</w:t>
       </w:r>
       <w:r>
         <w:br/>
@@ -7445,7 +7445,7 @@
           <w:sz w:val="20"/>
           <w:u w:val="none"/>
         </w:rPr>
-        <w:t>〈보기〉 ( this / folk painting / reminds / remembers / me / of / my grandmother's house )</w:t>
+        <w:t>〈보기〉 ( remembers / this / of / folk painting / me / my grandmother's house / reminds )</w:t>
       </w:r>
       <w:r>
         <w:br/>

--- a/mokdong3/2fin/word/md3s2_vocab_check_exam.docx
+++ b/mokdong3/2fin/word/md3s2_vocab_check_exam.docx
@@ -7445,7 +7445,7 @@
           <w:sz w:val="20"/>
           <w:u w:val="none"/>
         </w:rPr>
-        <w:t>〈보기〉 ( remembers / this / of / folk painting / me / my grandmother's house / reminds )</w:t>
+        <w:t>〈보기〉 ( of / remembers / folk painting / me / this / my grandmother's house / reminds )</w:t>
       </w:r>
       <w:r>
         <w:br/>

--- a/mokdong3/2fin/word/md3s2_vocab_check_exam.docx
+++ b/mokdong3/2fin/word/md3s2_vocab_check_exam.docx
@@ -19,10 +19,10 @@
     </w:p>
     <w:p>
       <w:pPr>
-        <w:spacing w:after="80"/>
         <w:pBdr>
           <w:bottom w:val="single" w:sz="8" w:space="2" w:color="1F3864"/>
         </w:pBdr>
+        <w:spacing w:after="80"/>
       </w:pPr>
       <w:r>
         <w:rPr>
@@ -108,9 +108,9 @@
     </w:p>
     <w:p>
       <w:pPr>
+        <w:shd w:val="clear" w:color="auto" w:fill="F1F4F9"/>
         <w:spacing w:after="30"/>
         <w:ind w:left="85"/>
-        <w:shd w:val="clear" w:color="auto" w:fill="F1F4F9"/>
       </w:pPr>
       <w:r>
         <w:rPr>
@@ -355,9 +355,9 @@
     </w:p>
     <w:p>
       <w:pPr>
+        <w:shd w:val="clear" w:color="auto" w:fill="F1F4F9"/>
         <w:spacing w:after="20"/>
         <w:ind w:left="85"/>
-        <w:shd w:val="clear" w:color="auto" w:fill="F1F4F9"/>
       </w:pPr>
       <w:r>
         <w:rPr>
@@ -612,9 +612,9 @@
     </w:p>
     <w:p>
       <w:pPr>
+        <w:shd w:val="clear" w:color="auto" w:fill="F1F4F9"/>
         <w:spacing w:after="20"/>
         <w:ind w:left="85"/>
-        <w:shd w:val="clear" w:color="auto" w:fill="F1F4F9"/>
       </w:pPr>
       <w:r>
         <w:rPr>
@@ -902,9 +902,9 @@
     </w:p>
     <w:p>
       <w:pPr>
+        <w:shd w:val="clear" w:color="auto" w:fill="F1F4F9"/>
         <w:spacing w:after="30"/>
         <w:ind w:left="85"/>
-        <w:shd w:val="clear" w:color="auto" w:fill="F1F4F9"/>
       </w:pPr>
       <w:r>
         <w:rPr>
@@ -1221,9 +1221,9 @@
     </w:p>
     <w:p>
       <w:pPr>
+        <w:shd w:val="clear" w:color="auto" w:fill="F1F4F9"/>
         <w:spacing w:after="30"/>
         <w:ind w:left="85"/>
-        <w:shd w:val="clear" w:color="auto" w:fill="F1F4F9"/>
       </w:pPr>
       <w:r>
         <w:rPr>
@@ -1501,9 +1501,9 @@
     </w:p>
     <w:p>
       <w:pPr>
+        <w:shd w:val="clear" w:color="auto" w:fill="F1F4F9"/>
         <w:spacing w:after="30"/>
         <w:ind w:left="85"/>
-        <w:shd w:val="clear" w:color="auto" w:fill="F1F4F9"/>
       </w:pPr>
       <w:r>
         <w:rPr>
@@ -2475,9 +2475,9 @@
     </w:p>
     <w:p>
       <w:pPr>
+        <w:shd w:val="clear" w:color="auto" w:fill="F1F4F9"/>
         <w:spacing w:after="30"/>
         <w:ind w:left="85"/>
-        <w:shd w:val="clear" w:color="auto" w:fill="F1F4F9"/>
       </w:pPr>
       <w:r>
         <w:rPr>
@@ -2617,9 +2617,9 @@
     </w:p>
     <w:p>
       <w:pPr>
+        <w:shd w:val="clear" w:color="auto" w:fill="F1F4F9"/>
         <w:spacing w:after="30"/>
         <w:ind w:left="85"/>
-        <w:shd w:val="clear" w:color="auto" w:fill="F1F4F9"/>
       </w:pPr>
       <w:r>
         <w:rPr>
@@ -2759,9 +2759,9 @@
     </w:p>
     <w:p>
       <w:pPr>
+        <w:shd w:val="clear" w:color="auto" w:fill="F1F4F9"/>
         <w:spacing w:after="30"/>
         <w:ind w:left="85"/>
-        <w:shd w:val="clear" w:color="auto" w:fill="F1F4F9"/>
       </w:pPr>
       <w:r>
         <w:rPr>
@@ -2915,9 +2915,9 @@
     </w:p>
     <w:p>
       <w:pPr>
+        <w:shd w:val="clear" w:color="auto" w:fill="F1F4F9"/>
         <w:spacing w:after="30"/>
         <w:ind w:left="85"/>
-        <w:shd w:val="clear" w:color="auto" w:fill="F1F4F9"/>
       </w:pPr>
       <w:r>
         <w:rPr>
@@ -3147,9 +3147,9 @@
     </w:p>
     <w:p>
       <w:pPr>
+        <w:shd w:val="clear" w:color="auto" w:fill="F1F4F9"/>
         <w:spacing w:after="30"/>
         <w:ind w:left="85"/>
-        <w:shd w:val="clear" w:color="auto" w:fill="F1F4F9"/>
       </w:pPr>
       <w:r>
         <w:rPr>
@@ -3379,9 +3379,9 @@
     </w:p>
     <w:p>
       <w:pPr>
+        <w:shd w:val="clear" w:color="auto" w:fill="F1F4F9"/>
         <w:spacing w:after="30"/>
         <w:ind w:left="85"/>
-        <w:shd w:val="clear" w:color="auto" w:fill="F1F4F9"/>
       </w:pPr>
       <w:r>
         <w:rPr>
@@ -3607,9 +3607,9 @@
     </w:p>
     <w:p>
       <w:pPr>
+        <w:shd w:val="clear" w:color="auto" w:fill="F1F4F9"/>
         <w:spacing w:after="30"/>
         <w:ind w:left="85"/>
-        <w:shd w:val="clear" w:color="auto" w:fill="F1F4F9"/>
       </w:pPr>
       <w:r>
         <w:rPr>
@@ -3788,9 +3788,9 @@
     </w:p>
     <w:p>
       <w:pPr>
+        <w:shd w:val="clear" w:color="auto" w:fill="F1F4F9"/>
         <w:spacing w:after="30"/>
         <w:ind w:left="85"/>
-        <w:shd w:val="clear" w:color="auto" w:fill="F1F4F9"/>
       </w:pPr>
       <w:r>
         <w:rPr>
@@ -4005,9 +4005,9 @@
     </w:p>
     <w:p>
       <w:pPr>
+        <w:shd w:val="clear" w:color="auto" w:fill="F1F4F9"/>
         <w:spacing w:after="30"/>
         <w:ind w:left="85"/>
-        <w:shd w:val="clear" w:color="auto" w:fill="F1F4F9"/>
       </w:pPr>
       <w:r>
         <w:rPr>
@@ -4200,9 +4200,9 @@
     </w:p>
     <w:p>
       <w:pPr>
+        <w:shd w:val="clear" w:color="auto" w:fill="F1F4F9"/>
         <w:spacing w:after="30"/>
         <w:ind w:left="85"/>
-        <w:shd w:val="clear" w:color="auto" w:fill="F1F4F9"/>
       </w:pPr>
       <w:r>
         <w:rPr>
@@ -4486,9 +4486,9 @@
     </w:p>
     <w:p>
       <w:pPr>
+        <w:shd w:val="clear" w:color="auto" w:fill="F1F4F9"/>
         <w:spacing w:after="30"/>
         <w:ind w:left="85"/>
-        <w:shd w:val="clear" w:color="auto" w:fill="F1F4F9"/>
       </w:pPr>
       <w:r>
         <w:rPr>
@@ -4739,9 +4739,9 @@
     </w:p>
     <w:p>
       <w:pPr>
+        <w:shd w:val="clear" w:color="auto" w:fill="F1F4F9"/>
         <w:spacing w:after="30"/>
         <w:ind w:left="85"/>
-        <w:shd w:val="clear" w:color="auto" w:fill="F1F4F9"/>
       </w:pPr>
       <w:r>
         <w:rPr>
@@ -5027,9 +5027,9 @@
     </w:p>
     <w:p>
       <w:pPr>
+        <w:shd w:val="clear" w:color="auto" w:fill="F1F4F9"/>
         <w:spacing w:after="30"/>
         <w:ind w:left="85"/>
-        <w:shd w:val="clear" w:color="auto" w:fill="F1F4F9"/>
       </w:pPr>
       <w:r>
         <w:rPr>
@@ -5331,9 +5331,9 @@
     </w:p>
     <w:p>
       <w:pPr>
+        <w:shd w:val="clear" w:color="auto" w:fill="F1F4F9"/>
         <w:spacing w:after="30"/>
         <w:ind w:left="85"/>
-        <w:shd w:val="clear" w:color="auto" w:fill="F1F4F9"/>
       </w:pPr>
       <w:r>
         <w:rPr>
@@ -5649,9 +5649,9 @@
     </w:p>
     <w:p>
       <w:pPr>
+        <w:shd w:val="clear" w:color="auto" w:fill="F1F4F9"/>
         <w:spacing w:after="30"/>
         <w:ind w:left="85"/>
-        <w:shd w:val="clear" w:color="auto" w:fill="F1F4F9"/>
       </w:pPr>
       <w:r>
         <w:rPr>
@@ -5806,9 +5806,9 @@
     </w:p>
     <w:p>
       <w:pPr>
+        <w:shd w:val="clear" w:color="auto" w:fill="F1F4F9"/>
         <w:spacing w:after="30"/>
         <w:ind w:left="85"/>
-        <w:shd w:val="clear" w:color="auto" w:fill="F1F4F9"/>
       </w:pPr>
       <w:r>
         <w:rPr>
@@ -5963,9 +5963,9 @@
     </w:p>
     <w:p>
       <w:pPr>
+        <w:shd w:val="clear" w:color="auto" w:fill="F1F4F9"/>
         <w:spacing w:after="30"/>
         <w:ind w:left="85"/>
-        <w:shd w:val="clear" w:color="auto" w:fill="F1F4F9"/>
       </w:pPr>
       <w:r>
         <w:rPr>
@@ -6787,9 +6787,9 @@
     </w:p>
     <w:p>
       <w:pPr>
+        <w:shd w:val="clear" w:color="auto" w:fill="F1F4F9"/>
         <w:spacing w:after="30"/>
         <w:ind w:left="85"/>
-        <w:shd w:val="clear" w:color="auto" w:fill="F1F4F9"/>
       </w:pPr>
       <w:r>
         <w:rPr>
@@ -7058,9 +7058,9 @@
     </w:p>
     <w:p>
       <w:pPr>
+        <w:shd w:val="clear" w:color="auto" w:fill="F1F4F9"/>
         <w:spacing w:after="30"/>
         <w:ind w:left="85"/>
-        <w:shd w:val="clear" w:color="auto" w:fill="F1F4F9"/>
       </w:pPr>
       <w:r>
         <w:rPr>
@@ -7304,9 +7304,9 @@
     </w:p>
     <w:p>
       <w:pPr>
+        <w:shd w:val="clear" w:color="auto" w:fill="F1F4F9"/>
         <w:spacing w:after="30"/>
         <w:ind w:left="85"/>
-        <w:shd w:val="clear" w:color="auto" w:fill="F1F4F9"/>
       </w:pPr>
       <w:r>
         <w:rPr>
@@ -7434,9 +7434,9 @@
     </w:p>
     <w:p>
       <w:pPr>
+        <w:shd w:val="clear" w:color="auto" w:fill="F1F4F9"/>
         <w:spacing w:after="30"/>
         <w:ind w:left="85"/>
-        <w:shd w:val="clear" w:color="auto" w:fill="F1F4F9"/>
       </w:pPr>
       <w:r>
         <w:rPr>
@@ -7595,8 +7595,8 @@
           <w:type w:val="continuous"/>
           <w:pgSz w:w="11906" w:h="16838"/>
           <w:pgMar w:top="680" w:right="794" w:bottom="624" w:left="794" w:header="720" w:footer="720" w:gutter="0"/>
+          <w:cols w:num="2" w:space="396" w:sep="1"/>
           <w:docGrid w:linePitch="360"/>
-          <w:cols w:num="2" w:space="396" w:sep="1"/>
         </w:sectPr>
       </w:pPr>
     </w:p>
@@ -8541,8 +8541,8 @@
     <w:sectPr>
       <w:pgSz w:w="11906" w:h="16838"/>
       <w:pgMar w:top="680" w:right="794" w:bottom="624" w:left="794" w:header="720" w:footer="720" w:gutter="0"/>
+      <w:cols w:num="1" w:space="396"/>
       <w:docGrid w:linePitch="360"/>
-      <w:cols w:num="1" w:space="396"/>
     </w:sectPr>
   </w:body>
 </w:document>
